--- a/brAhmaNa/TB 3.1-3.6 Sanskrit Corrections.docx
+++ b/brAhmaNa/TB 3.1-3.6 Sanskrit Corrections.docx
@@ -63,10 +63,9 @@
           <w:bCs/>
           <w:sz w:val="28"/>
           <w:szCs w:val="32"/>
-          <w:highlight w:val="red"/>
           <w:u w:val="single"/>
         </w:rPr>
-        <w:t>?????</w:t>
+        <w:t>28th  Feb 2026</w:t>
       </w:r>
     </w:p>
     <w:p>
@@ -2290,70 +2289,6 @@
           </w:p>
         </w:tc>
       </w:tr>
-      <w:tr>
-        <w:trPr>
-          <w:trHeight w:val="1093"/>
-        </w:trPr>
-        <w:tc>
-          <w:tcPr>
-            <w:tcW w:w="3168" w:type="dxa"/>
-          </w:tcPr>
-          <w:p>
-            <w:pPr>
-              <w:spacing w:before="0" w:line="240" w:lineRule="auto"/>
-              <w:rPr>
-                <w:b/>
-                <w:sz w:val="28"/>
-                <w:szCs w:val="28"/>
-                <w:lang w:val="it-IT"/>
-              </w:rPr>
-            </w:pPr>
-          </w:p>
-        </w:tc>
-        <w:tc>
-          <w:tcPr>
-            <w:tcW w:w="5103" w:type="dxa"/>
-          </w:tcPr>
-          <w:p>
-            <w:pPr>
-              <w:widowControl w:val="0"/>
-              <w:autoSpaceDE w:val="0"/>
-              <w:autoSpaceDN w:val="0"/>
-              <w:adjustRightInd w:val="0"/>
-              <w:spacing w:before="0" w:line="240" w:lineRule="auto"/>
-              <w:ind w:left="-79" w:right="437"/>
-              <w:jc w:val="center"/>
-              <w:rPr>
-                <w:rFonts w:ascii="BRH Devanagari Extra" w:hAnsi="BRH Devanagari Extra" w:cs="BRH Devanagari Extra"/>
-                <w:sz w:val="40"/>
-                <w:szCs w:val="40"/>
-                <w:lang w:val="it-IT"/>
-              </w:rPr>
-            </w:pPr>
-          </w:p>
-        </w:tc>
-        <w:tc>
-          <w:tcPr>
-            <w:tcW w:w="5245" w:type="dxa"/>
-          </w:tcPr>
-          <w:p>
-            <w:pPr>
-              <w:widowControl w:val="0"/>
-              <w:autoSpaceDE w:val="0"/>
-              <w:autoSpaceDN w:val="0"/>
-              <w:adjustRightInd w:val="0"/>
-              <w:spacing w:line="264" w:lineRule="auto"/>
-              <w:jc w:val="center"/>
-              <w:rPr>
-                <w:rFonts w:ascii="BRH Devanagari Extra" w:hAnsi="BRH Devanagari Extra" w:cs="BRH Devanagari Extra"/>
-                <w:sz w:val="40"/>
-                <w:szCs w:val="40"/>
-                <w:lang w:val="it-IT"/>
-              </w:rPr>
-            </w:pPr>
-          </w:p>
-        </w:tc>
-      </w:tr>
     </w:tbl>
     <w:p>
       <w:pPr>
@@ -2368,11 +2303,7 @@
           <w:lang w:val="it-IT"/>
         </w:rPr>
       </w:pPr>
-    </w:p>
-    <w:p>
-      <w:pPr>
-        <w:spacing w:before="0"/>
-        <w:jc w:val="center"/>
+      <w:r>
         <w:rPr>
           <w:b/>
           <w:bCs/>
@@ -2381,7 +2312,8 @@
           <w:u w:val="single"/>
           <w:lang w:val="it-IT"/>
         </w:rPr>
-      </w:pPr>
+        <w:t>=================</w:t>
+      </w:r>
     </w:p>
     <w:p>
       <w:pPr>
@@ -3182,7 +3114,6 @@
                 <w:szCs w:val="28"/>
                 <w:lang w:val="it-IT"/>
               </w:rPr>
-              <w:lastRenderedPageBreak/>
               <w:t>TB 3.</w:t>
             </w:r>
             <w:r>
@@ -3493,6 +3424,7 @@
                 <w:szCs w:val="28"/>
                 <w:lang w:val="it-IT"/>
               </w:rPr>
+              <w:lastRenderedPageBreak/>
               <w:t>TB 3.1.5.14</w:t>
             </w:r>
           </w:p>
@@ -5299,7 +5231,6 @@
                 <w:szCs w:val="28"/>
                 <w:lang w:val="it-IT"/>
               </w:rPr>
-              <w:lastRenderedPageBreak/>
               <w:t>TB 3.</w:t>
             </w:r>
             <w:r>
@@ -5567,6 +5498,7 @@
                 <w:szCs w:val="28"/>
                 <w:lang w:val="it-IT"/>
               </w:rPr>
+              <w:lastRenderedPageBreak/>
               <w:t>TB 3.4.18.1</w:t>
             </w:r>
           </w:p>
@@ -7188,20 +7120,6 @@
         </w:rPr>
         <w:t>=============</w:t>
       </w:r>
-    </w:p>
-    <w:p>
-      <w:pPr>
-        <w:spacing w:before="0"/>
-        <w:jc w:val="center"/>
-        <w:rPr>
-          <w:b/>
-          <w:bCs/>
-          <w:sz w:val="32"/>
-          <w:szCs w:val="32"/>
-          <w:u w:val="single"/>
-          <w:lang w:val="en-IN"/>
-        </w:rPr>
-      </w:pPr>
     </w:p>
     <w:p>
       <w:pPr>
@@ -7476,7 +7394,6 @@
                 <w:sz w:val="28"/>
                 <w:szCs w:val="28"/>
               </w:rPr>
-              <w:lastRenderedPageBreak/>
               <w:t>TB 3.1.1.5</w:t>
             </w:r>
           </w:p>
@@ -7790,6 +7707,7 @@
                 <w:sz w:val="28"/>
                 <w:szCs w:val="28"/>
               </w:rPr>
+              <w:lastRenderedPageBreak/>
               <w:t>TB 3.1.3.1</w:t>
             </w:r>
           </w:p>
@@ -10291,7 +10209,6 @@
                 <w:sz w:val="28"/>
                 <w:szCs w:val="28"/>
               </w:rPr>
-              <w:lastRenderedPageBreak/>
               <w:t>TB 3.2.5.3</w:t>
             </w:r>
           </w:p>
@@ -10598,6 +10515,7 @@
                 <w:sz w:val="28"/>
                 <w:szCs w:val="28"/>
               </w:rPr>
+              <w:lastRenderedPageBreak/>
               <w:t>TB 3.2.5.4</w:t>
             </w:r>
           </w:p>
@@ -12966,7 +12884,6 @@
                 <w:sz w:val="28"/>
                 <w:szCs w:val="28"/>
               </w:rPr>
-              <w:lastRenderedPageBreak/>
               <w:t>TB 3.6.12.1</w:t>
             </w:r>
           </w:p>
@@ -13262,6 +13179,7 @@
           <w:sz w:val="40"/>
           <w:szCs w:val="40"/>
         </w:rPr>
+        <w:lastRenderedPageBreak/>
         <w:t>“</w:t>
       </w:r>
       <w:r>
@@ -13449,30 +13367,6 @@
         </w:rPr>
         <w:t>=============</w:t>
       </w:r>
-    </w:p>
-    <w:p>
-      <w:pPr>
-        <w:spacing w:before="0"/>
-        <w:jc w:val="center"/>
-      </w:pPr>
-    </w:p>
-    <w:p>
-      <w:pPr>
-        <w:spacing w:before="0"/>
-        <w:jc w:val="center"/>
-      </w:pPr>
-    </w:p>
-    <w:p>
-      <w:pPr>
-        <w:spacing w:before="0"/>
-        <w:jc w:val="center"/>
-      </w:pPr>
-    </w:p>
-    <w:p>
-      <w:pPr>
-        <w:spacing w:before="0"/>
-        <w:jc w:val="center"/>
-      </w:pPr>
     </w:p>
     <w:p>
       <w:pPr>
